--- a/Working Folder/3 Zhu Yiqing 朱一清 - The Silence of Borobudur 沉默的婆罗浮屠/Errata_3. The Silence of Borobudur v3.docx
+++ b/Working Folder/3 Zhu Yiqing 朱一清 - The Silence of Borobudur 沉默的婆罗浮屠/Errata_3. The Silence of Borobudur v3.docx
@@ -1,6 +1,6 @@
 
 <file path=word/document.xml><?xml version="1.0" encoding="utf-8"?>
-<w:document xmlns:wpc="http://schemas.microsoft.com/office/word/2010/wordprocessingCanvas" xmlns:cx="http://schemas.microsoft.com/office/drawing/2014/chartex" xmlns:cx1="http://schemas.microsoft.com/office/drawing/2015/9/8/chartex" xmlns:cx2="http://schemas.microsoft.com/office/drawing/2015/10/21/chartex" xmlns:cx3="http://schemas.microsoft.com/office/drawing/2016/5/9/chartex" xmlns:cx4="http://schemas.microsoft.com/office/drawing/2016/5/10/chartex" xmlns:cx5="http://schemas.microsoft.com/office/drawing/2016/5/11/chartex" xmlns:cx6="http://schemas.microsoft.com/office/drawing/2016/5/12/chartex" xmlns:cx7="http://schemas.microsoft.com/office/drawing/2016/5/13/chartex" xmlns:cx8="http://schemas.microsoft.com/office/drawing/2016/5/14/chartex" xmlns:mc="http://schemas.openxmlformats.org/markup-compatibility/2006" xmlns:aink="http://schemas.microsoft.com/office/drawing/2016/ink" xmlns:am3d="http://schemas.microsoft.com/office/drawing/2017/model3d" xmlns:o="urn:schemas-microsoft-com:office:office" xmlns:r="http://schemas.openxmlformats.org/officeDocument/2006/relationships" xmlns:m="http://schemas.openxmlformats.org/officeDocument/2006/math" xmlns:v="urn:schemas-microsoft-com:vml" xmlns:wp14="http://schemas.microsoft.com/office/word/2010/wordprocessingDrawing" xmlns:wp="http://schemas.openxmlformats.org/drawingml/2006/wordprocessingDrawing" xmlns:w10="urn:schemas-microsoft-com:office:word" xmlns:w="http://schemas.openxmlformats.org/wordprocessingml/2006/main" xmlns:w14="http://schemas.microsoft.com/office/word/2010/wordml" xmlns:w15="http://schemas.microsoft.com/office/word/2012/wordml" xmlns:w16cid="http://schemas.microsoft.com/office/word/2016/wordml/cid" xmlns:w16se="http://schemas.microsoft.com/office/word/2015/wordml/symex" xmlns:wpg="http://schemas.microsoft.com/office/word/2010/wordprocessingGroup" xmlns:wpi="http://schemas.microsoft.com/office/word/2010/wordprocessingInk" xmlns:wne="http://schemas.microsoft.com/office/word/2006/wordml" xmlns:wps="http://schemas.microsoft.com/office/word/2010/wordprocessingShape" mc:Ignorable="w14 w15 w16se w16cid wp14">
+<w:document xmlns:wpc="http://schemas.microsoft.com/office/word/2010/wordprocessingCanvas" xmlns:cx="http://schemas.microsoft.com/office/drawing/2014/chartex" xmlns:cx1="http://schemas.microsoft.com/office/drawing/2015/9/8/chartex" xmlns:cx2="http://schemas.microsoft.com/office/drawing/2015/10/21/chartex" xmlns:cx3="http://schemas.microsoft.com/office/drawing/2016/5/9/chartex" xmlns:cx4="http://schemas.microsoft.com/office/drawing/2016/5/10/chartex" xmlns:cx5="http://schemas.microsoft.com/office/drawing/2016/5/11/chartex" xmlns:cx6="http://schemas.microsoft.com/office/drawing/2016/5/12/chartex" xmlns:cx7="http://schemas.microsoft.com/office/drawing/2016/5/13/chartex" xmlns:cx8="http://schemas.microsoft.com/office/drawing/2016/5/14/chartex" xmlns:mc="http://schemas.openxmlformats.org/markup-compatibility/2006" xmlns:aink="http://schemas.microsoft.com/office/drawing/2016/ink" xmlns:am3d="http://schemas.microsoft.com/office/drawing/2017/model3d" xmlns:o="urn:schemas-microsoft-com:office:office" xmlns:oel="http://schemas.microsoft.com/office/2019/extlst" xmlns:r="http://schemas.openxmlformats.org/officeDocument/2006/relationships" xmlns:m="http://schemas.openxmlformats.org/officeDocument/2006/math" xmlns:v="urn:schemas-microsoft-com:vml" xmlns:wp14="http://schemas.microsoft.com/office/word/2010/wordprocessingDrawing" xmlns:wp="http://schemas.openxmlformats.org/drawingml/2006/wordprocessingDrawing" xmlns:w10="urn:schemas-microsoft-com:office:word" xmlns:w="http://schemas.openxmlformats.org/wordprocessingml/2006/main" xmlns:w14="http://schemas.microsoft.com/office/word/2010/wordml" xmlns:w15="http://schemas.microsoft.com/office/word/2012/wordml" xmlns:w16cex="http://schemas.microsoft.com/office/word/2018/wordml/cex" xmlns:w16cid="http://schemas.microsoft.com/office/word/2016/wordml/cid" xmlns:w16="http://schemas.microsoft.com/office/word/2018/wordml" xmlns:w16du="http://schemas.microsoft.com/office/word/2023/wordml/word16du" xmlns:w16sdtdh="http://schemas.microsoft.com/office/word/2020/wordml/sdtdatahash" xmlns:w16se="http://schemas.microsoft.com/office/word/2015/wordml/symex" xmlns:wpg="http://schemas.microsoft.com/office/word/2010/wordprocessingGroup" xmlns:wpi="http://schemas.microsoft.com/office/word/2010/wordprocessingInk" xmlns:wne="http://schemas.microsoft.com/office/word/2006/wordml" xmlns:wps="http://schemas.microsoft.com/office/word/2010/wordprocessingShape" mc:Ignorable="w14 w15 w16se w16cid w16 w16cex w16sdtdh w16du wp14">
   <w:body>
     <w:p>
       <w:pPr>
@@ -219,14 +219,12 @@
               <w:pStyle w:val="TableParagraph"/>
               <w:ind w:left="118" w:right="131" w:hanging="1"/>
             </w:pPr>
-            <w:proofErr w:type="spellStart"/>
             <w:r>
               <w:rPr>
                 <w:spacing w:val="-2"/>
               </w:rPr>
               <w:t>Reh</w:t>
             </w:r>
-            <w:proofErr w:type="spellEnd"/>
             <w:r>
               <w:rPr>
                 <w:spacing w:val="-2"/>
@@ -315,6 +313,12 @@
               <w:pStyle w:val="TableParagraph"/>
               <w:ind w:left="119"/>
             </w:pPr>
+            <w:r>
+              <w:rPr>
+                <w:rFonts w:ascii="Segoe UI Symbol" w:hAnsi="Segoe UI Symbol" w:cs="Segoe UI Symbol"/>
+              </w:rPr>
+              <w:t>✓</w:t>
+            </w:r>
           </w:p>
         </w:tc>
         <w:tc>
@@ -394,7 +398,15 @@
               <w:ind w:left="119"/>
             </w:pPr>
             <w:r>
-              <w:t xml:space="preserve">No need for clef </w:t>
+              <w:t xml:space="preserve">No need for </w:t>
+            </w:r>
+            <w:proofErr w:type="gramStart"/>
+            <w:r>
+              <w:t>clef</w:t>
+            </w:r>
+            <w:proofErr w:type="gramEnd"/>
+            <w:r>
+              <w:t xml:space="preserve"> </w:t>
             </w:r>
             <w:proofErr w:type="gramStart"/>
             <w:r>
@@ -423,6 +435,12 @@
               <w:pStyle w:val="TableParagraph"/>
               <w:ind w:left="119"/>
             </w:pPr>
+            <w:r>
+              <w:rPr>
+                <w:rFonts w:ascii="Segoe UI Symbol" w:hAnsi="Segoe UI Symbol" w:cs="Segoe UI Symbol"/>
+              </w:rPr>
+              <w:t>✓</w:t>
+            </w:r>
           </w:p>
         </w:tc>
         <w:tc>
@@ -507,11 +525,9 @@
             <w:r>
               <w:t xml:space="preserve"> Clearer. For all </w:t>
             </w:r>
-            <w:proofErr w:type="spellStart"/>
-            <w:r>
-              <w:t>occurances</w:t>
-            </w:r>
-            <w:proofErr w:type="spellEnd"/>
+            <w:r>
+              <w:t>occurrences</w:t>
+            </w:r>
             <w:r>
               <w:t>.</w:t>
             </w:r>
@@ -537,6 +553,12 @@
               <w:pStyle w:val="TableParagraph"/>
               <w:ind w:left="119"/>
             </w:pPr>
+            <w:r>
+              <w:rPr>
+                <w:rFonts w:ascii="Segoe UI Symbol" w:hAnsi="Segoe UI Symbol" w:cs="Segoe UI Symbol"/>
+              </w:rPr>
+              <w:t>✓</w:t>
+            </w:r>
           </w:p>
         </w:tc>
         <w:tc>
@@ -551,13 +573,8 @@
               <w:pStyle w:val="TableParagraph"/>
               <w:ind w:left="119"/>
             </w:pPr>
-            <w:proofErr w:type="spellStart"/>
-            <w:r>
-              <w:t>XinD</w:t>
-            </w:r>
-            <w:proofErr w:type="spellEnd"/>
-            <w:r>
-              <w:t xml:space="preserve"> I</w:t>
+            <w:r>
+              <w:t>XinD I</w:t>
             </w:r>
           </w:p>
         </w:tc>
@@ -649,6 +666,12 @@
               <w:pStyle w:val="TableParagraph"/>
               <w:ind w:left="119"/>
             </w:pPr>
+            <w:r>
+              <w:rPr>
+                <w:rFonts w:ascii="Segoe UI Symbol" w:hAnsi="Segoe UI Symbol" w:cs="Segoe UI Symbol"/>
+              </w:rPr>
+              <w:t>✓</w:t>
+            </w:r>
           </w:p>
         </w:tc>
         <w:tc>
@@ -749,6 +772,12 @@
               <w:pStyle w:val="TableParagraph"/>
               <w:ind w:left="119"/>
             </w:pPr>
+            <w:r>
+              <w:rPr>
+                <w:rFonts w:ascii="Segoe UI Symbol" w:hAnsi="Segoe UI Symbol" w:cs="Segoe UI Symbol"/>
+              </w:rPr>
+              <w:t>✓</w:t>
+            </w:r>
           </w:p>
         </w:tc>
         <w:tc>
@@ -861,6 +890,12 @@
               <w:pStyle w:val="TableParagraph"/>
               <w:ind w:left="119"/>
             </w:pPr>
+            <w:r>
+              <w:rPr>
+                <w:rFonts w:ascii="Segoe UI Symbol" w:hAnsi="Segoe UI Symbol" w:cs="Segoe UI Symbol"/>
+              </w:rPr>
+              <w:t>✓</w:t>
+            </w:r>
           </w:p>
         </w:tc>
         <w:tc>
@@ -964,6 +999,12 @@
               <w:pStyle w:val="TableParagraph"/>
               <w:ind w:left="119"/>
             </w:pPr>
+            <w:r>
+              <w:rPr>
+                <w:rFonts w:ascii="Segoe UI Symbol" w:hAnsi="Segoe UI Symbol" w:cs="Segoe UI Symbol"/>
+              </w:rPr>
+              <w:t>✓</w:t>
+            </w:r>
           </w:p>
         </w:tc>
         <w:tc>
@@ -1050,13 +1091,8 @@
               <w:pStyle w:val="TableParagraph"/>
               <w:ind w:left="119"/>
             </w:pPr>
-            <w:proofErr w:type="spellStart"/>
-            <w:r>
-              <w:t>Gliss</w:t>
-            </w:r>
-            <w:proofErr w:type="spellEnd"/>
-            <w:r>
-              <w:t>. line can be nearer note</w:t>
+            <w:r>
+              <w:t>Gliss. line can be nearer note</w:t>
             </w:r>
           </w:p>
         </w:tc>
@@ -1077,6 +1113,12 @@
               <w:pStyle w:val="TableParagraph"/>
               <w:ind w:left="119"/>
             </w:pPr>
+            <w:r>
+              <w:rPr>
+                <w:rFonts w:ascii="Segoe UI Symbol" w:hAnsi="Segoe UI Symbol" w:cs="Segoe UI Symbol"/>
+              </w:rPr>
+              <w:t>✓</w:t>
+            </w:r>
           </w:p>
         </w:tc>
         <w:tc>
@@ -1164,7 +1206,36 @@
               <w:ind w:left="119"/>
             </w:pPr>
             <w:r>
-              <w:t>Should the rests be combined as a dotted quaver rest or separate? I think should be separate?</w:t>
+              <w:t xml:space="preserve">Should the rests be combined as a dotted quaver rest or separate? I think should be </w:t>
+            </w:r>
+            <w:proofErr w:type="gramStart"/>
+            <w:r>
+              <w:t>separate?</w:t>
+            </w:r>
+            <w:proofErr w:type="gramEnd"/>
+            <w:r>
+              <w:t xml:space="preserve"> </w:t>
+            </w:r>
+          </w:p>
+          <w:p>
+            <w:pPr>
+              <w:pStyle w:val="TableParagraph"/>
+              <w:ind w:left="119"/>
+              <w:rPr>
+                <w:color w:val="FF33CC"/>
+              </w:rPr>
+            </w:pPr>
+            <w:r>
+              <w:rPr>
+                <w:color w:val="FF33CC"/>
+              </w:rPr>
+              <w:t>Should be combined</w:t>
+            </w:r>
+            <w:r>
+              <w:rPr>
+                <w:color w:val="FF33CC"/>
+              </w:rPr>
+              <w:t>.</w:t>
             </w:r>
           </w:p>
         </w:tc>
@@ -1185,6 +1256,12 @@
               <w:pStyle w:val="TableParagraph"/>
               <w:ind w:left="119"/>
             </w:pPr>
+            <w:r>
+              <w:rPr>
+                <w:rFonts w:ascii="Segoe UI Symbol" w:hAnsi="Segoe UI Symbol" w:cs="Segoe UI Symbol"/>
+              </w:rPr>
+              <w:t>✓</w:t>
+            </w:r>
           </w:p>
         </w:tc>
         <w:tc>
@@ -1293,6 +1370,12 @@
               <w:pStyle w:val="TableParagraph"/>
               <w:ind w:left="119"/>
             </w:pPr>
+            <w:r>
+              <w:rPr>
+                <w:rFonts w:ascii="Segoe UI Symbol" w:hAnsi="Segoe UI Symbol" w:cs="Segoe UI Symbol"/>
+              </w:rPr>
+              <w:t>✓</w:t>
+            </w:r>
           </w:p>
         </w:tc>
         <w:tc>
@@ -1372,7 +1455,27 @@
               <w:ind w:left="119"/>
             </w:pPr>
             <w:r>
-              <w:t>Why starting the system with treble clef?</w:t>
+              <w:t xml:space="preserve">Why </w:t>
+            </w:r>
+            <w:proofErr w:type="gramStart"/>
+            <w:r>
+              <w:t>starting</w:t>
+            </w:r>
+            <w:proofErr w:type="gramEnd"/>
+            <w:r>
+              <w:t xml:space="preserve"> the system with treble clef?</w:t>
+            </w:r>
+          </w:p>
+          <w:p>
+            <w:pPr>
+              <w:pStyle w:val="TableParagraph"/>
+              <w:ind w:left="119"/>
+            </w:pPr>
+            <w:r>
+              <w:rPr>
+                <w:color w:val="FF33CC"/>
+              </w:rPr>
+              <w:t>Resolved. Should be no treble clef.</w:t>
             </w:r>
           </w:p>
         </w:tc>
@@ -1393,6 +1496,12 @@
               <w:pStyle w:val="TableParagraph"/>
               <w:ind w:left="119"/>
             </w:pPr>
+            <w:r>
+              <w:rPr>
+                <w:rFonts w:ascii="Segoe UI Symbol" w:hAnsi="Segoe UI Symbol" w:cs="Segoe UI Symbol"/>
+              </w:rPr>
+              <w:t>✓</w:t>
+            </w:r>
           </w:p>
         </w:tc>
         <w:tc>
@@ -1489,12 +1598,19 @@
             <w:tcBorders>
               <w:right w:val="single" w:sz="4" w:space="0" w:color="000000"/>
             </w:tcBorders>
-          </w:tcPr>
-          <w:p>
-            <w:pPr>
-              <w:pStyle w:val="TableParagraph"/>
-              <w:ind w:left="119"/>
-            </w:pPr>
+            <w:shd w:val="clear" w:color="auto" w:fill="auto"/>
+          </w:tcPr>
+          <w:p>
+            <w:pPr>
+              <w:pStyle w:val="TableParagraph"/>
+              <w:ind w:left="119"/>
+            </w:pPr>
+            <w:r>
+              <w:rPr>
+                <w:rFonts w:ascii="Segoe UI Symbol" w:hAnsi="Segoe UI Symbol" w:cs="Segoe UI Symbol"/>
+              </w:rPr>
+              <w:t>✓</w:t>
+            </w:r>
           </w:p>
         </w:tc>
         <w:tc>
@@ -1503,6 +1619,7 @@
             <w:tcBorders>
               <w:left w:val="single" w:sz="4" w:space="0" w:color="000000"/>
             </w:tcBorders>
+            <w:shd w:val="clear" w:color="auto" w:fill="auto"/>
           </w:tcPr>
           <w:p>
             <w:pPr>
@@ -1517,6 +1634,7 @@
         <w:tc>
           <w:tcPr>
             <w:tcW w:w="737" w:type="dxa"/>
+            <w:shd w:val="clear" w:color="auto" w:fill="auto"/>
           </w:tcPr>
           <w:p>
             <w:pPr>
@@ -1531,17 +1649,19 @@
         <w:tc>
           <w:tcPr>
             <w:tcW w:w="852" w:type="dxa"/>
-          </w:tcPr>
-          <w:p>
-            <w:pPr>
-              <w:pStyle w:val="TableParagraph"/>
-              <w:ind w:left="119"/>
-            </w:pPr>
-          </w:p>
-        </w:tc>
-        <w:tc>
-          <w:tcPr>
-            <w:tcW w:w="852" w:type="dxa"/>
+            <w:shd w:val="clear" w:color="auto" w:fill="auto"/>
+          </w:tcPr>
+          <w:p>
+            <w:pPr>
+              <w:pStyle w:val="TableParagraph"/>
+              <w:ind w:left="119"/>
+            </w:pPr>
+          </w:p>
+        </w:tc>
+        <w:tc>
+          <w:tcPr>
+            <w:tcW w:w="852" w:type="dxa"/>
+            <w:shd w:val="clear" w:color="auto" w:fill="auto"/>
           </w:tcPr>
           <w:p>
             <w:pPr>
@@ -1556,6 +1676,7 @@
         <w:tc>
           <w:tcPr>
             <w:tcW w:w="737" w:type="dxa"/>
+            <w:shd w:val="clear" w:color="auto" w:fill="auto"/>
           </w:tcPr>
           <w:p>
             <w:pPr>
@@ -1570,6 +1691,7 @@
         <w:tc>
           <w:tcPr>
             <w:tcW w:w="5805" w:type="dxa"/>
+            <w:shd w:val="clear" w:color="auto" w:fill="auto"/>
           </w:tcPr>
           <w:p>
             <w:pPr>
@@ -1592,12 +1714,19 @@
             <w:tcBorders>
               <w:right w:val="single" w:sz="4" w:space="0" w:color="000000"/>
             </w:tcBorders>
-          </w:tcPr>
-          <w:p>
-            <w:pPr>
-              <w:pStyle w:val="TableParagraph"/>
-              <w:ind w:left="119"/>
-            </w:pPr>
+            <w:shd w:val="clear" w:color="auto" w:fill="FFB7EC"/>
+          </w:tcPr>
+          <w:p>
+            <w:pPr>
+              <w:pStyle w:val="TableParagraph"/>
+              <w:ind w:left="119"/>
+            </w:pPr>
+            <w:r>
+              <w:rPr>
+                <w:rFonts w:ascii="Segoe UI Symbol" w:hAnsi="Segoe UI Symbol" w:cs="Segoe UI Symbol"/>
+              </w:rPr>
+              <w:t>?</w:t>
+            </w:r>
           </w:p>
         </w:tc>
         <w:tc>
@@ -1606,6 +1735,7 @@
             <w:tcBorders>
               <w:left w:val="single" w:sz="4" w:space="0" w:color="000000"/>
             </w:tcBorders>
+            <w:shd w:val="clear" w:color="auto" w:fill="FFB7EC"/>
           </w:tcPr>
           <w:p>
             <w:pPr>
@@ -1620,6 +1750,7 @@
         <w:tc>
           <w:tcPr>
             <w:tcW w:w="737" w:type="dxa"/>
+            <w:shd w:val="clear" w:color="auto" w:fill="FFB7EC"/>
           </w:tcPr>
           <w:p>
             <w:pPr>
@@ -1634,17 +1765,19 @@
         <w:tc>
           <w:tcPr>
             <w:tcW w:w="852" w:type="dxa"/>
-          </w:tcPr>
-          <w:p>
-            <w:pPr>
-              <w:pStyle w:val="TableParagraph"/>
-              <w:ind w:left="119"/>
-            </w:pPr>
-          </w:p>
-        </w:tc>
-        <w:tc>
-          <w:tcPr>
-            <w:tcW w:w="852" w:type="dxa"/>
+            <w:shd w:val="clear" w:color="auto" w:fill="FFB7EC"/>
+          </w:tcPr>
+          <w:p>
+            <w:pPr>
+              <w:pStyle w:val="TableParagraph"/>
+              <w:ind w:left="119"/>
+            </w:pPr>
+          </w:p>
+        </w:tc>
+        <w:tc>
+          <w:tcPr>
+            <w:tcW w:w="852" w:type="dxa"/>
+            <w:shd w:val="clear" w:color="auto" w:fill="FFB7EC"/>
           </w:tcPr>
           <w:p>
             <w:pPr>
@@ -1659,6 +1792,7 @@
         <w:tc>
           <w:tcPr>
             <w:tcW w:w="737" w:type="dxa"/>
+            <w:shd w:val="clear" w:color="auto" w:fill="FFB7EC"/>
           </w:tcPr>
           <w:p>
             <w:pPr>
@@ -1673,6 +1807,7 @@
         <w:tc>
           <w:tcPr>
             <w:tcW w:w="5805" w:type="dxa"/>
+            <w:shd w:val="clear" w:color="auto" w:fill="FFB7EC"/>
           </w:tcPr>
           <w:p>
             <w:pPr>
@@ -1681,6 +1816,12 @@
             </w:pPr>
             <w:r>
               <w:t>Dynamic put below note</w:t>
+            </w:r>
+            <w:r>
+              <w:t xml:space="preserve"> </w:t>
+            </w:r>
+            <w:r>
+              <w:t>(no bar 109)</w:t>
             </w:r>
           </w:p>
         </w:tc>
@@ -1695,12 +1836,19 @@
             <w:tcBorders>
               <w:right w:val="single" w:sz="4" w:space="0" w:color="000000"/>
             </w:tcBorders>
-          </w:tcPr>
-          <w:p>
-            <w:pPr>
-              <w:pStyle w:val="TableParagraph"/>
-              <w:ind w:left="119"/>
-            </w:pPr>
+            <w:shd w:val="clear" w:color="auto" w:fill="FFB7EC"/>
+          </w:tcPr>
+          <w:p>
+            <w:pPr>
+              <w:pStyle w:val="TableParagraph"/>
+              <w:ind w:left="119"/>
+            </w:pPr>
+            <w:r>
+              <w:rPr>
+                <w:rFonts w:ascii="Segoe UI Symbol" w:hAnsi="Segoe UI Symbol" w:cs="Segoe UI Symbol"/>
+              </w:rPr>
+              <w:t>?</w:t>
+            </w:r>
           </w:p>
         </w:tc>
         <w:tc>
@@ -1709,6 +1857,7 @@
             <w:tcBorders>
               <w:left w:val="single" w:sz="4" w:space="0" w:color="000000"/>
             </w:tcBorders>
+            <w:shd w:val="clear" w:color="auto" w:fill="FFB7EC"/>
           </w:tcPr>
           <w:p>
             <w:pPr>
@@ -1723,6 +1872,7 @@
         <w:tc>
           <w:tcPr>
             <w:tcW w:w="737" w:type="dxa"/>
+            <w:shd w:val="clear" w:color="auto" w:fill="FFB7EC"/>
           </w:tcPr>
           <w:p>
             <w:pPr>
@@ -1737,17 +1887,19 @@
         <w:tc>
           <w:tcPr>
             <w:tcW w:w="852" w:type="dxa"/>
-          </w:tcPr>
-          <w:p>
-            <w:pPr>
-              <w:pStyle w:val="TableParagraph"/>
-              <w:ind w:left="119"/>
-            </w:pPr>
-          </w:p>
-        </w:tc>
-        <w:tc>
-          <w:tcPr>
-            <w:tcW w:w="852" w:type="dxa"/>
+            <w:shd w:val="clear" w:color="auto" w:fill="FFB7EC"/>
+          </w:tcPr>
+          <w:p>
+            <w:pPr>
+              <w:pStyle w:val="TableParagraph"/>
+              <w:ind w:left="119"/>
+            </w:pPr>
+          </w:p>
+        </w:tc>
+        <w:tc>
+          <w:tcPr>
+            <w:tcW w:w="852" w:type="dxa"/>
+            <w:shd w:val="clear" w:color="auto" w:fill="FFB7EC"/>
           </w:tcPr>
           <w:p>
             <w:pPr>
@@ -1762,6 +1914,7 @@
         <w:tc>
           <w:tcPr>
             <w:tcW w:w="737" w:type="dxa"/>
+            <w:shd w:val="clear" w:color="auto" w:fill="FFB7EC"/>
           </w:tcPr>
           <w:p>
             <w:pPr>
@@ -1776,6 +1929,7 @@
         <w:tc>
           <w:tcPr>
             <w:tcW w:w="5805" w:type="dxa"/>
+            <w:shd w:val="clear" w:color="auto" w:fill="FFB7EC"/>
           </w:tcPr>
           <w:p>
             <w:pPr>
@@ -1784,6 +1938,9 @@
             </w:pPr>
             <w:r>
               <w:t>Hairpin length</w:t>
+            </w:r>
+            <w:r>
+              <w:t xml:space="preserve"> (no bar 109)</w:t>
             </w:r>
           </w:p>
         </w:tc>
@@ -1804,6 +1961,12 @@
               <w:pStyle w:val="TableParagraph"/>
               <w:ind w:left="119"/>
             </w:pPr>
+            <w:r>
+              <w:rPr>
+                <w:rFonts w:ascii="Segoe UI Symbol" w:hAnsi="Segoe UI Symbol" w:cs="Segoe UI Symbol"/>
+              </w:rPr>
+              <w:t>✓</w:t>
+            </w:r>
           </w:p>
         </w:tc>
         <w:tc>
@@ -1886,7 +2049,15 @@
               <w:ind w:left="119"/>
             </w:pPr>
             <w:r>
-              <w:t>Slur should not cross barline? Intentional?</w:t>
+              <w:t xml:space="preserve">Slur should not cross </w:t>
+            </w:r>
+            <w:proofErr w:type="spellStart"/>
+            <w:r>
+              <w:t>barline</w:t>
+            </w:r>
+            <w:proofErr w:type="spellEnd"/>
+            <w:r>
+              <w:t>? Intentional?</w:t>
             </w:r>
           </w:p>
         </w:tc>
@@ -1907,6 +2078,12 @@
               <w:pStyle w:val="TableParagraph"/>
               <w:ind w:left="119"/>
             </w:pPr>
+            <w:r>
+              <w:rPr>
+                <w:rFonts w:ascii="Segoe UI Symbol" w:hAnsi="Segoe UI Symbol" w:cs="Segoe UI Symbol"/>
+              </w:rPr>
+              <w:t>✓</w:t>
+            </w:r>
           </w:p>
         </w:tc>
         <w:tc>
@@ -1986,15 +2163,7 @@
               <w:ind w:left="119"/>
             </w:pPr>
             <w:r>
-              <w:t xml:space="preserve">Wavy line should stop after </w:t>
-            </w:r>
-            <w:proofErr w:type="spellStart"/>
-            <w:r>
-              <w:t>notehead</w:t>
-            </w:r>
-            <w:proofErr w:type="spellEnd"/>
-            <w:r>
-              <w:t>?</w:t>
+              <w:t>Wavy line should stop after notehead?</w:t>
             </w:r>
           </w:p>
         </w:tc>
@@ -2015,6 +2184,12 @@
               <w:pStyle w:val="TableParagraph"/>
               <w:ind w:left="119"/>
             </w:pPr>
+            <w:r>
+              <w:rPr>
+                <w:rFonts w:ascii="Segoe UI Symbol" w:hAnsi="Segoe UI Symbol" w:cs="Segoe UI Symbol"/>
+              </w:rPr>
+              <w:t>✓</w:t>
+            </w:r>
           </w:p>
         </w:tc>
         <w:tc>
@@ -2095,6 +2270,27 @@
             </w:pPr>
             <w:r>
               <w:t>Why are there clef changes here? Are there instrument changes? If there are no instrument changes, then those notes are way too high</w:t>
+            </w:r>
+            <w:r>
+              <w:t>.</w:t>
+            </w:r>
+          </w:p>
+          <w:p>
+            <w:pPr>
+              <w:pStyle w:val="TableParagraph"/>
+              <w:ind w:left="119"/>
+            </w:pPr>
+            <w:r>
+              <w:rPr>
+                <w:color w:val="FF33CC"/>
+              </w:rPr>
+              <w:t>Resolved</w:t>
+            </w:r>
+            <w:r>
+              <w:rPr>
+                <w:color w:val="FF33CC"/>
+              </w:rPr>
+              <w:t xml:space="preserve">, they are indeed instrument changes. </w:t>
             </w:r>
           </w:p>
         </w:tc>
@@ -2115,6 +2311,12 @@
               <w:pStyle w:val="TableParagraph"/>
               <w:ind w:left="119"/>
             </w:pPr>
+            <w:r>
+              <w:rPr>
+                <w:rFonts w:ascii="Segoe UI Symbol" w:hAnsi="Segoe UI Symbol" w:cs="Segoe UI Symbol"/>
+              </w:rPr>
+              <w:t>✓</w:t>
+            </w:r>
           </w:p>
         </w:tc>
         <w:tc>
@@ -2215,6 +2417,13 @@
               <w:pStyle w:val="TableParagraph"/>
               <w:ind w:left="119"/>
             </w:pPr>
+            <w:r>
+              <w:rPr>
+                <w:rFonts w:ascii="Segoe UI Symbol" w:hAnsi="Segoe UI Symbol" w:cs="Segoe UI Symbol"/>
+              </w:rPr>
+              <w:lastRenderedPageBreak/>
+              <w:t>✓</w:t>
+            </w:r>
           </w:p>
         </w:tc>
         <w:tc>
@@ -2320,6 +2529,12 @@
               <w:pStyle w:val="TableParagraph"/>
               <w:ind w:left="119"/>
             </w:pPr>
+            <w:r>
+              <w:rPr>
+                <w:rFonts w:ascii="Segoe UI Symbol" w:hAnsi="Segoe UI Symbol" w:cs="Segoe UI Symbol"/>
+              </w:rPr>
+              <w:t>✓</w:t>
+            </w:r>
           </w:p>
         </w:tc>
         <w:tc>
@@ -2404,11 +2619,9 @@
             <w:r>
               <w:t xml:space="preserve">Can put the </w:t>
             </w:r>
-            <w:proofErr w:type="gramStart"/>
-            <w:r>
-              <w:t>five finger</w:t>
-            </w:r>
-            <w:proofErr w:type="gramEnd"/>
+            <w:r>
+              <w:t>five-finger</w:t>
+            </w:r>
             <w:r>
               <w:t xml:space="preserve"> tremolo symbol above the note</w:t>
             </w:r>
@@ -2431,6 +2644,18 @@
               <w:pStyle w:val="TableParagraph"/>
               <w:ind w:left="119"/>
             </w:pPr>
+            <w:r>
+              <w:rPr>
+                <w:rFonts w:ascii="Segoe UI Symbol" w:hAnsi="Segoe UI Symbol" w:cs="Segoe UI Symbol"/>
+              </w:rPr>
+              <w:t>✓</w:t>
+            </w:r>
+            <w:r>
+              <w:rPr>
+                <w:rFonts w:ascii="Segoe UI Symbol" w:hAnsi="Segoe UI Symbol" w:cs="Segoe UI Symbol"/>
+              </w:rPr>
+              <w:t xml:space="preserve"> </w:t>
+            </w:r>
           </w:p>
         </w:tc>
         <w:tc>
@@ -2513,8 +2738,13 @@
               <w:ind w:left="119"/>
             </w:pPr>
             <w:r>
-              <w:t>Hairpin should not cross barline</w:t>
-            </w:r>
+              <w:t xml:space="preserve">Hairpin should not cross </w:t>
+            </w:r>
+            <w:proofErr w:type="spellStart"/>
+            <w:r>
+              <w:t>barline</w:t>
+            </w:r>
+            <w:proofErr w:type="spellEnd"/>
           </w:p>
         </w:tc>
       </w:tr>
@@ -2534,6 +2764,18 @@
               <w:pStyle w:val="TableParagraph"/>
               <w:ind w:left="119"/>
             </w:pPr>
+            <w:r>
+              <w:rPr>
+                <w:rFonts w:ascii="Segoe UI Symbol" w:hAnsi="Segoe UI Symbol" w:cs="Segoe UI Symbol"/>
+              </w:rPr>
+              <w:t>✓</w:t>
+            </w:r>
+            <w:r>
+              <w:rPr>
+                <w:rFonts w:ascii="Segoe UI Symbol" w:hAnsi="Segoe UI Symbol" w:cs="Segoe UI Symbol"/>
+              </w:rPr>
+              <w:t xml:space="preserve"> </w:t>
+            </w:r>
           </w:p>
         </w:tc>
         <w:tc>
@@ -2642,6 +2884,18 @@
               <w:pStyle w:val="TableParagraph"/>
               <w:ind w:left="119"/>
             </w:pPr>
+            <w:r>
+              <w:rPr>
+                <w:rFonts w:ascii="Segoe UI Symbol" w:hAnsi="Segoe UI Symbol" w:cs="Segoe UI Symbol"/>
+              </w:rPr>
+              <w:t>✓</w:t>
+            </w:r>
+            <w:r>
+              <w:rPr>
+                <w:rFonts w:ascii="Segoe UI Symbol" w:hAnsi="Segoe UI Symbol" w:cs="Segoe UI Symbol"/>
+              </w:rPr>
+              <w:t xml:space="preserve"> </w:t>
+            </w:r>
           </w:p>
         </w:tc>
         <w:tc>
@@ -2742,6 +2996,12 @@
               <w:pStyle w:val="TableParagraph"/>
               <w:ind w:left="119"/>
             </w:pPr>
+            <w:r>
+              <w:rPr>
+                <w:rFonts w:ascii="Segoe UI Symbol" w:hAnsi="Segoe UI Symbol" w:cs="Segoe UI Symbol"/>
+              </w:rPr>
+              <w:t>✓</w:t>
+            </w:r>
           </w:p>
         </w:tc>
         <w:tc>
@@ -2842,6 +3102,12 @@
               <w:pStyle w:val="TableParagraph"/>
               <w:ind w:left="119"/>
             </w:pPr>
+            <w:r>
+              <w:rPr>
+                <w:rFonts w:ascii="Segoe UI Symbol" w:hAnsi="Segoe UI Symbol" w:cs="Segoe UI Symbol"/>
+              </w:rPr>
+              <w:t>✓</w:t>
+            </w:r>
           </w:p>
         </w:tc>
         <w:tc>
@@ -2953,6 +3219,12 @@
               <w:pStyle w:val="TableParagraph"/>
               <w:ind w:left="119"/>
             </w:pPr>
+            <w:r>
+              <w:rPr>
+                <w:rFonts w:ascii="Segoe UI Symbol" w:hAnsi="Segoe UI Symbol" w:cs="Segoe UI Symbol"/>
+              </w:rPr>
+              <w:t>✓</w:t>
+            </w:r>
           </w:p>
         </w:tc>
         <w:tc>
@@ -3053,6 +3325,12 @@
               <w:pStyle w:val="TableParagraph"/>
               <w:ind w:left="119"/>
             </w:pPr>
+            <w:r>
+              <w:rPr>
+                <w:rFonts w:ascii="Segoe UI Symbol" w:hAnsi="Segoe UI Symbol" w:cs="Segoe UI Symbol"/>
+              </w:rPr>
+              <w:t>✓</w:t>
+            </w:r>
           </w:p>
         </w:tc>
         <w:tc>
@@ -3135,34 +3413,10 @@
               <w:ind w:left="119"/>
             </w:pPr>
             <w:r>
-              <w:t xml:space="preserve">Can the </w:t>
-            </w:r>
-            <w:proofErr w:type="spellStart"/>
-            <w:r>
-              <w:t>arco</w:t>
-            </w:r>
-            <w:proofErr w:type="spellEnd"/>
-            <w:r>
-              <w:t xml:space="preserve"> </w:t>
-            </w:r>
-            <w:r>
-              <w:t xml:space="preserve">be shifted so that it doesn’t look like </w:t>
-            </w:r>
-            <w:proofErr w:type="spellStart"/>
-            <w:r>
-              <w:t>arco</w:t>
-            </w:r>
-            <w:proofErr w:type="spellEnd"/>
-            <w:r>
-              <w:t xml:space="preserve"> with the hairpin (</w:t>
-            </w:r>
-            <w:proofErr w:type="spellStart"/>
-            <w:r>
-              <w:t>arco</w:t>
-            </w:r>
-            <w:proofErr w:type="spellEnd"/>
-            <w:r>
-              <w:t>&lt;)</w:t>
+              <w:t xml:space="preserve">Can the arco </w:t>
+            </w:r>
+            <w:r>
+              <w:t>be shifted so that it doesn’t look like arco with the hairpin (arco&lt;)</w:t>
             </w:r>
             <w:r>
               <w:t>. Maybe optimize spacing</w:t>
@@ -3186,6 +3440,12 @@
               <w:pStyle w:val="TableParagraph"/>
               <w:ind w:left="119"/>
             </w:pPr>
+            <w:r>
+              <w:rPr>
+                <w:rFonts w:ascii="Segoe UI Symbol" w:hAnsi="Segoe UI Symbol" w:cs="Segoe UI Symbol"/>
+              </w:rPr>
+              <w:t>✓</w:t>
+            </w:r>
           </w:p>
         </w:tc>
         <w:tc>
@@ -3265,8 +3525,13 @@
               <w:ind w:left="119"/>
             </w:pPr>
             <w:r>
-              <w:t>Hairpin should not cross barline</w:t>
-            </w:r>
+              <w:t xml:space="preserve">Hairpin should not cross </w:t>
+            </w:r>
+            <w:proofErr w:type="spellStart"/>
+            <w:r>
+              <w:t>barline</w:t>
+            </w:r>
+            <w:proofErr w:type="spellEnd"/>
           </w:p>
         </w:tc>
       </w:tr>
@@ -3286,6 +3551,12 @@
               <w:pStyle w:val="TableParagraph"/>
               <w:ind w:left="119"/>
             </w:pPr>
+            <w:r>
+              <w:rPr>
+                <w:rFonts w:ascii="Segoe UI Symbol" w:hAnsi="Segoe UI Symbol" w:cs="Segoe UI Symbol"/>
+              </w:rPr>
+              <w:t>✓</w:t>
+            </w:r>
           </w:p>
         </w:tc>
         <w:tc>
@@ -3367,8 +3638,6 @@
             <w:r>
               <w:t>Hairpin length</w:t>
             </w:r>
-            <w:bookmarkStart w:id="0" w:name="_GoBack"/>
-            <w:bookmarkEnd w:id="0"/>
           </w:p>
         </w:tc>
       </w:tr>
@@ -3570,6 +3839,12 @@
               <w:pStyle w:val="TableParagraph"/>
               <w:ind w:left="119"/>
             </w:pPr>
+            <w:r>
+              <w:rPr>
+                <w:rFonts w:ascii="Segoe UI Symbol" w:hAnsi="Segoe UI Symbol" w:cs="Segoe UI Symbol"/>
+              </w:rPr>
+              <w:t>✓</w:t>
+            </w:r>
           </w:p>
         </w:tc>
         <w:tc>
@@ -3643,15 +3918,22 @@
               <w:ind w:left="119"/>
             </w:pPr>
             <w:r>
-              <w:t xml:space="preserve">Many </w:t>
-            </w:r>
-            <w:proofErr w:type="gramStart"/>
-            <w:r>
-              <w:t>grace</w:t>
-            </w:r>
-            <w:proofErr w:type="gramEnd"/>
-            <w:r>
-              <w:t xml:space="preserve"> notes not slurred</w:t>
+              <w:t>Many grace notes not slurred</w:t>
+            </w:r>
+          </w:p>
+          <w:p>
+            <w:pPr>
+              <w:pStyle w:val="TableParagraph"/>
+              <w:ind w:left="119"/>
+              <w:rPr>
+                <w:color w:val="FF33CC"/>
+              </w:rPr>
+            </w:pPr>
+            <w:r>
+              <w:rPr>
+                <w:color w:val="FF33CC"/>
+              </w:rPr>
+              <w:t xml:space="preserve">Resolved. Some grace notes will not be slurred as they are mostly flam shots on percussion. </w:t>
             </w:r>
           </w:p>
         </w:tc>
@@ -3685,7 +3967,7 @@
 </file>
 
 <file path=word/endnotes.xml><?xml version="1.0" encoding="utf-8"?>
-<w:endnotes xmlns:wpc="http://schemas.microsoft.com/office/word/2010/wordprocessingCanvas" xmlns:cx="http://schemas.microsoft.com/office/drawing/2014/chartex" xmlns:cx1="http://schemas.microsoft.com/office/drawing/2015/9/8/chartex" xmlns:cx2="http://schemas.microsoft.com/office/drawing/2015/10/21/chartex" xmlns:cx3="http://schemas.microsoft.com/office/drawing/2016/5/9/chartex" xmlns:cx4="http://schemas.microsoft.com/office/drawing/2016/5/10/chartex" xmlns:cx5="http://schemas.microsoft.com/office/drawing/2016/5/11/chartex" xmlns:cx6="http://schemas.microsoft.com/office/drawing/2016/5/12/chartex" xmlns:cx7="http://schemas.microsoft.com/office/drawing/2016/5/13/chartex" xmlns:cx8="http://schemas.microsoft.com/office/drawing/2016/5/14/chartex" xmlns:mc="http://schemas.openxmlformats.org/markup-compatibility/2006" xmlns:aink="http://schemas.microsoft.com/office/drawing/2016/ink" xmlns:am3d="http://schemas.microsoft.com/office/drawing/2017/model3d" xmlns:o="urn:schemas-microsoft-com:office:office" xmlns:r="http://schemas.openxmlformats.org/officeDocument/2006/relationships" xmlns:m="http://schemas.openxmlformats.org/officeDocument/2006/math" xmlns:v="urn:schemas-microsoft-com:vml" xmlns:wp14="http://schemas.microsoft.com/office/word/2010/wordprocessingDrawing" xmlns:wp="http://schemas.openxmlformats.org/drawingml/2006/wordprocessingDrawing" xmlns:w10="urn:schemas-microsoft-com:office:word" xmlns:w="http://schemas.openxmlformats.org/wordprocessingml/2006/main" xmlns:w14="http://schemas.microsoft.com/office/word/2010/wordml" xmlns:w15="http://schemas.microsoft.com/office/word/2012/wordml" xmlns:w16cid="http://schemas.microsoft.com/office/word/2016/wordml/cid" xmlns:w16se="http://schemas.microsoft.com/office/word/2015/wordml/symex" xmlns:wpg="http://schemas.microsoft.com/office/word/2010/wordprocessingGroup" xmlns:wpi="http://schemas.microsoft.com/office/word/2010/wordprocessingInk" xmlns:wne="http://schemas.microsoft.com/office/word/2006/wordml" xmlns:wps="http://schemas.microsoft.com/office/word/2010/wordprocessingShape" mc:Ignorable="w14 w15 w16se w16cid wp14">
+<w:endnotes xmlns:wpc="http://schemas.microsoft.com/office/word/2010/wordprocessingCanvas" xmlns:cx="http://schemas.microsoft.com/office/drawing/2014/chartex" xmlns:cx1="http://schemas.microsoft.com/office/drawing/2015/9/8/chartex" xmlns:cx2="http://schemas.microsoft.com/office/drawing/2015/10/21/chartex" xmlns:cx3="http://schemas.microsoft.com/office/drawing/2016/5/9/chartex" xmlns:cx4="http://schemas.microsoft.com/office/drawing/2016/5/10/chartex" xmlns:cx5="http://schemas.microsoft.com/office/drawing/2016/5/11/chartex" xmlns:cx6="http://schemas.microsoft.com/office/drawing/2016/5/12/chartex" xmlns:cx7="http://schemas.microsoft.com/office/drawing/2016/5/13/chartex" xmlns:cx8="http://schemas.microsoft.com/office/drawing/2016/5/14/chartex" xmlns:mc="http://schemas.openxmlformats.org/markup-compatibility/2006" xmlns:aink="http://schemas.microsoft.com/office/drawing/2016/ink" xmlns:am3d="http://schemas.microsoft.com/office/drawing/2017/model3d" xmlns:o="urn:schemas-microsoft-com:office:office" xmlns:oel="http://schemas.microsoft.com/office/2019/extlst" xmlns:r="http://schemas.openxmlformats.org/officeDocument/2006/relationships" xmlns:m="http://schemas.openxmlformats.org/officeDocument/2006/math" xmlns:v="urn:schemas-microsoft-com:vml" xmlns:wp14="http://schemas.microsoft.com/office/word/2010/wordprocessingDrawing" xmlns:wp="http://schemas.openxmlformats.org/drawingml/2006/wordprocessingDrawing" xmlns:w10="urn:schemas-microsoft-com:office:word" xmlns:w="http://schemas.openxmlformats.org/wordprocessingml/2006/main" xmlns:w14="http://schemas.microsoft.com/office/word/2010/wordml" xmlns:w15="http://schemas.microsoft.com/office/word/2012/wordml" xmlns:w16cex="http://schemas.microsoft.com/office/word/2018/wordml/cex" xmlns:w16cid="http://schemas.microsoft.com/office/word/2016/wordml/cid" xmlns:w16="http://schemas.microsoft.com/office/word/2018/wordml" xmlns:w16du="http://schemas.microsoft.com/office/word/2023/wordml/word16du" xmlns:w16sdtdh="http://schemas.microsoft.com/office/word/2020/wordml/sdtdatahash" xmlns:w16se="http://schemas.microsoft.com/office/word/2015/wordml/symex" xmlns:wpg="http://schemas.microsoft.com/office/word/2010/wordprocessingGroup" xmlns:wpi="http://schemas.microsoft.com/office/word/2010/wordprocessingInk" xmlns:wne="http://schemas.microsoft.com/office/word/2006/wordml" xmlns:wps="http://schemas.microsoft.com/office/word/2010/wordprocessingShape" mc:Ignorable="w14 w15 w16se w16cid w16 w16cex w16sdtdh w16du wp14">
   <w:endnote w:type="separator" w:id="-1">
     <w:p>
       <w:r>
@@ -3704,7 +3986,7 @@
 </file>
 
 <file path=word/footer1.xml><?xml version="1.0" encoding="utf-8"?>
-<w:ftr xmlns:wpc="http://schemas.microsoft.com/office/word/2010/wordprocessingCanvas" xmlns:cx="http://schemas.microsoft.com/office/drawing/2014/chartex" xmlns:cx1="http://schemas.microsoft.com/office/drawing/2015/9/8/chartex" xmlns:cx2="http://schemas.microsoft.com/office/drawing/2015/10/21/chartex" xmlns:cx3="http://schemas.microsoft.com/office/drawing/2016/5/9/chartex" xmlns:cx4="http://schemas.microsoft.com/office/drawing/2016/5/10/chartex" xmlns:cx5="http://schemas.microsoft.com/office/drawing/2016/5/11/chartex" xmlns:cx6="http://schemas.microsoft.com/office/drawing/2016/5/12/chartex" xmlns:cx7="http://schemas.microsoft.com/office/drawing/2016/5/13/chartex" xmlns:cx8="http://schemas.microsoft.com/office/drawing/2016/5/14/chartex" xmlns:mc="http://schemas.openxmlformats.org/markup-compatibility/2006" xmlns:aink="http://schemas.microsoft.com/office/drawing/2016/ink" xmlns:am3d="http://schemas.microsoft.com/office/drawing/2017/model3d" xmlns:o="urn:schemas-microsoft-com:office:office" xmlns:r="http://schemas.openxmlformats.org/officeDocument/2006/relationships" xmlns:m="http://schemas.openxmlformats.org/officeDocument/2006/math" xmlns:v="urn:schemas-microsoft-com:vml" xmlns:wp14="http://schemas.microsoft.com/office/word/2010/wordprocessingDrawing" xmlns:wp="http://schemas.openxmlformats.org/drawingml/2006/wordprocessingDrawing" xmlns:w10="urn:schemas-microsoft-com:office:word" xmlns:w="http://schemas.openxmlformats.org/wordprocessingml/2006/main" xmlns:w14="http://schemas.microsoft.com/office/word/2010/wordml" xmlns:w15="http://schemas.microsoft.com/office/word/2012/wordml" xmlns:w16cid="http://schemas.microsoft.com/office/word/2016/wordml/cid" xmlns:w16se="http://schemas.microsoft.com/office/word/2015/wordml/symex" xmlns:wpg="http://schemas.microsoft.com/office/word/2010/wordprocessingGroup" xmlns:wpi="http://schemas.microsoft.com/office/word/2010/wordprocessingInk" xmlns:wne="http://schemas.microsoft.com/office/word/2006/wordml" xmlns:wps="http://schemas.microsoft.com/office/word/2010/wordprocessingShape" mc:Ignorable="w14 w15 w16se w16cid wp14">
+<w:ftr xmlns:wpc="http://schemas.microsoft.com/office/word/2010/wordprocessingCanvas" xmlns:cx="http://schemas.microsoft.com/office/drawing/2014/chartex" xmlns:cx1="http://schemas.microsoft.com/office/drawing/2015/9/8/chartex" xmlns:cx2="http://schemas.microsoft.com/office/drawing/2015/10/21/chartex" xmlns:cx3="http://schemas.microsoft.com/office/drawing/2016/5/9/chartex" xmlns:cx4="http://schemas.microsoft.com/office/drawing/2016/5/10/chartex" xmlns:cx5="http://schemas.microsoft.com/office/drawing/2016/5/11/chartex" xmlns:cx6="http://schemas.microsoft.com/office/drawing/2016/5/12/chartex" xmlns:cx7="http://schemas.microsoft.com/office/drawing/2016/5/13/chartex" xmlns:cx8="http://schemas.microsoft.com/office/drawing/2016/5/14/chartex" xmlns:mc="http://schemas.openxmlformats.org/markup-compatibility/2006" xmlns:aink="http://schemas.microsoft.com/office/drawing/2016/ink" xmlns:am3d="http://schemas.microsoft.com/office/drawing/2017/model3d" xmlns:o="urn:schemas-microsoft-com:office:office" xmlns:oel="http://schemas.microsoft.com/office/2019/extlst" xmlns:r="http://schemas.openxmlformats.org/officeDocument/2006/relationships" xmlns:m="http://schemas.openxmlformats.org/officeDocument/2006/math" xmlns:v="urn:schemas-microsoft-com:vml" xmlns:wp14="http://schemas.microsoft.com/office/word/2010/wordprocessingDrawing" xmlns:wp="http://schemas.openxmlformats.org/drawingml/2006/wordprocessingDrawing" xmlns:w10="urn:schemas-microsoft-com:office:word" xmlns:w="http://schemas.openxmlformats.org/wordprocessingml/2006/main" xmlns:w14="http://schemas.microsoft.com/office/word/2010/wordml" xmlns:w15="http://schemas.microsoft.com/office/word/2012/wordml" xmlns:w16cex="http://schemas.microsoft.com/office/word/2018/wordml/cex" xmlns:w16cid="http://schemas.microsoft.com/office/word/2016/wordml/cid" xmlns:w16="http://schemas.microsoft.com/office/word/2018/wordml" xmlns:w16du="http://schemas.microsoft.com/office/word/2023/wordml/word16du" xmlns:w16sdtdh="http://schemas.microsoft.com/office/word/2020/wordml/sdtdatahash" xmlns:w16se="http://schemas.microsoft.com/office/word/2015/wordml/symex" xmlns:wpg="http://schemas.microsoft.com/office/word/2010/wordprocessingGroup" xmlns:wpi="http://schemas.microsoft.com/office/word/2010/wordprocessingInk" xmlns:wne="http://schemas.microsoft.com/office/word/2006/wordml" xmlns:wps="http://schemas.microsoft.com/office/word/2010/wordprocessingShape" mc:Ignorable="w14 w15 w16se w16cid w16 w16cex w16sdtdh w16du wp14">
   <w:p>
     <w:pPr>
       <w:tabs>
@@ -3895,7 +4177,7 @@
 </file>
 
 <file path=word/footnotes.xml><?xml version="1.0" encoding="utf-8"?>
-<w:footnotes xmlns:wpc="http://schemas.microsoft.com/office/word/2010/wordprocessingCanvas" xmlns:cx="http://schemas.microsoft.com/office/drawing/2014/chartex" xmlns:cx1="http://schemas.microsoft.com/office/drawing/2015/9/8/chartex" xmlns:cx2="http://schemas.microsoft.com/office/drawing/2015/10/21/chartex" xmlns:cx3="http://schemas.microsoft.com/office/drawing/2016/5/9/chartex" xmlns:cx4="http://schemas.microsoft.com/office/drawing/2016/5/10/chartex" xmlns:cx5="http://schemas.microsoft.com/office/drawing/2016/5/11/chartex" xmlns:cx6="http://schemas.microsoft.com/office/drawing/2016/5/12/chartex" xmlns:cx7="http://schemas.microsoft.com/office/drawing/2016/5/13/chartex" xmlns:cx8="http://schemas.microsoft.com/office/drawing/2016/5/14/chartex" xmlns:mc="http://schemas.openxmlformats.org/markup-compatibility/2006" xmlns:aink="http://schemas.microsoft.com/office/drawing/2016/ink" xmlns:am3d="http://schemas.microsoft.com/office/drawing/2017/model3d" xmlns:o="urn:schemas-microsoft-com:office:office" xmlns:r="http://schemas.openxmlformats.org/officeDocument/2006/relationships" xmlns:m="http://schemas.openxmlformats.org/officeDocument/2006/math" xmlns:v="urn:schemas-microsoft-com:vml" xmlns:wp14="http://schemas.microsoft.com/office/word/2010/wordprocessingDrawing" xmlns:wp="http://schemas.openxmlformats.org/drawingml/2006/wordprocessingDrawing" xmlns:w10="urn:schemas-microsoft-com:office:word" xmlns:w="http://schemas.openxmlformats.org/wordprocessingml/2006/main" xmlns:w14="http://schemas.microsoft.com/office/word/2010/wordml" xmlns:w15="http://schemas.microsoft.com/office/word/2012/wordml" xmlns:w16cid="http://schemas.microsoft.com/office/word/2016/wordml/cid" xmlns:w16se="http://schemas.microsoft.com/office/word/2015/wordml/symex" xmlns:wpg="http://schemas.microsoft.com/office/word/2010/wordprocessingGroup" xmlns:wpi="http://schemas.microsoft.com/office/word/2010/wordprocessingInk" xmlns:wne="http://schemas.microsoft.com/office/word/2006/wordml" xmlns:wps="http://schemas.microsoft.com/office/word/2010/wordprocessingShape" mc:Ignorable="w14 w15 w16se w16cid wp14">
+<w:footnotes xmlns:wpc="http://schemas.microsoft.com/office/word/2010/wordprocessingCanvas" xmlns:cx="http://schemas.microsoft.com/office/drawing/2014/chartex" xmlns:cx1="http://schemas.microsoft.com/office/drawing/2015/9/8/chartex" xmlns:cx2="http://schemas.microsoft.com/office/drawing/2015/10/21/chartex" xmlns:cx3="http://schemas.microsoft.com/office/drawing/2016/5/9/chartex" xmlns:cx4="http://schemas.microsoft.com/office/drawing/2016/5/10/chartex" xmlns:cx5="http://schemas.microsoft.com/office/drawing/2016/5/11/chartex" xmlns:cx6="http://schemas.microsoft.com/office/drawing/2016/5/12/chartex" xmlns:cx7="http://schemas.microsoft.com/office/drawing/2016/5/13/chartex" xmlns:cx8="http://schemas.microsoft.com/office/drawing/2016/5/14/chartex" xmlns:mc="http://schemas.openxmlformats.org/markup-compatibility/2006" xmlns:aink="http://schemas.microsoft.com/office/drawing/2016/ink" xmlns:am3d="http://schemas.microsoft.com/office/drawing/2017/model3d" xmlns:o="urn:schemas-microsoft-com:office:office" xmlns:oel="http://schemas.microsoft.com/office/2019/extlst" xmlns:r="http://schemas.openxmlformats.org/officeDocument/2006/relationships" xmlns:m="http://schemas.openxmlformats.org/officeDocument/2006/math" xmlns:v="urn:schemas-microsoft-com:vml" xmlns:wp14="http://schemas.microsoft.com/office/word/2010/wordprocessingDrawing" xmlns:wp="http://schemas.openxmlformats.org/drawingml/2006/wordprocessingDrawing" xmlns:w10="urn:schemas-microsoft-com:office:word" xmlns:w="http://schemas.openxmlformats.org/wordprocessingml/2006/main" xmlns:w14="http://schemas.microsoft.com/office/word/2010/wordml" xmlns:w15="http://schemas.microsoft.com/office/word/2012/wordml" xmlns:w16cex="http://schemas.microsoft.com/office/word/2018/wordml/cex" xmlns:w16cid="http://schemas.microsoft.com/office/word/2016/wordml/cid" xmlns:w16="http://schemas.microsoft.com/office/word/2018/wordml" xmlns:w16du="http://schemas.microsoft.com/office/word/2023/wordml/word16du" xmlns:w16sdtdh="http://schemas.microsoft.com/office/word/2020/wordml/sdtdatahash" xmlns:w16se="http://schemas.microsoft.com/office/word/2015/wordml/symex" xmlns:wpg="http://schemas.microsoft.com/office/word/2010/wordprocessingGroup" xmlns:wpi="http://schemas.microsoft.com/office/word/2010/wordprocessingInk" xmlns:wne="http://schemas.microsoft.com/office/word/2006/wordml" xmlns:wps="http://schemas.microsoft.com/office/word/2010/wordprocessingShape" mc:Ignorable="w14 w15 w16se w16cid w16 w16cex w16sdtdh w16du wp14">
   <w:footnote w:type="separator" w:id="-1">
     <w:p>
       <w:r>
@@ -3914,7 +4196,7 @@
 </file>
 
 <file path=word/header1.xml><?xml version="1.0" encoding="utf-8"?>
-<w:hdr xmlns:wpc="http://schemas.microsoft.com/office/word/2010/wordprocessingCanvas" xmlns:cx="http://schemas.microsoft.com/office/drawing/2014/chartex" xmlns:cx1="http://schemas.microsoft.com/office/drawing/2015/9/8/chartex" xmlns:cx2="http://schemas.microsoft.com/office/drawing/2015/10/21/chartex" xmlns:cx3="http://schemas.microsoft.com/office/drawing/2016/5/9/chartex" xmlns:cx4="http://schemas.microsoft.com/office/drawing/2016/5/10/chartex" xmlns:cx5="http://schemas.microsoft.com/office/drawing/2016/5/11/chartex" xmlns:cx6="http://schemas.microsoft.com/office/drawing/2016/5/12/chartex" xmlns:cx7="http://schemas.microsoft.com/office/drawing/2016/5/13/chartex" xmlns:cx8="http://schemas.microsoft.com/office/drawing/2016/5/14/chartex" xmlns:mc="http://schemas.openxmlformats.org/markup-compatibility/2006" xmlns:aink="http://schemas.microsoft.com/office/drawing/2016/ink" xmlns:am3d="http://schemas.microsoft.com/office/drawing/2017/model3d" xmlns:o="urn:schemas-microsoft-com:office:office" xmlns:r="http://schemas.openxmlformats.org/officeDocument/2006/relationships" xmlns:m="http://schemas.openxmlformats.org/officeDocument/2006/math" xmlns:v="urn:schemas-microsoft-com:vml" xmlns:wp14="http://schemas.microsoft.com/office/word/2010/wordprocessingDrawing" xmlns:wp="http://schemas.openxmlformats.org/drawingml/2006/wordprocessingDrawing" xmlns:w10="urn:schemas-microsoft-com:office:word" xmlns:w="http://schemas.openxmlformats.org/wordprocessingml/2006/main" xmlns:w14="http://schemas.microsoft.com/office/word/2010/wordml" xmlns:w15="http://schemas.microsoft.com/office/word/2012/wordml" xmlns:w16cid="http://schemas.microsoft.com/office/word/2016/wordml/cid" xmlns:w16se="http://schemas.microsoft.com/office/word/2015/wordml/symex" xmlns:wpg="http://schemas.microsoft.com/office/word/2010/wordprocessingGroup" xmlns:wpi="http://schemas.microsoft.com/office/word/2010/wordprocessingInk" xmlns:wne="http://schemas.microsoft.com/office/word/2006/wordml" xmlns:wps="http://schemas.microsoft.com/office/word/2010/wordprocessingShape" mc:Ignorable="w14 w15 w16se w16cid wp14">
+<w:hdr xmlns:wpc="http://schemas.microsoft.com/office/word/2010/wordprocessingCanvas" xmlns:cx="http://schemas.microsoft.com/office/drawing/2014/chartex" xmlns:cx1="http://schemas.microsoft.com/office/drawing/2015/9/8/chartex" xmlns:cx2="http://schemas.microsoft.com/office/drawing/2015/10/21/chartex" xmlns:cx3="http://schemas.microsoft.com/office/drawing/2016/5/9/chartex" xmlns:cx4="http://schemas.microsoft.com/office/drawing/2016/5/10/chartex" xmlns:cx5="http://schemas.microsoft.com/office/drawing/2016/5/11/chartex" xmlns:cx6="http://schemas.microsoft.com/office/drawing/2016/5/12/chartex" xmlns:cx7="http://schemas.microsoft.com/office/drawing/2016/5/13/chartex" xmlns:cx8="http://schemas.microsoft.com/office/drawing/2016/5/14/chartex" xmlns:mc="http://schemas.openxmlformats.org/markup-compatibility/2006" xmlns:aink="http://schemas.microsoft.com/office/drawing/2016/ink" xmlns:am3d="http://schemas.microsoft.com/office/drawing/2017/model3d" xmlns:o="urn:schemas-microsoft-com:office:office" xmlns:oel="http://schemas.microsoft.com/office/2019/extlst" xmlns:r="http://schemas.openxmlformats.org/officeDocument/2006/relationships" xmlns:m="http://schemas.openxmlformats.org/officeDocument/2006/math" xmlns:v="urn:schemas-microsoft-com:vml" xmlns:wp14="http://schemas.microsoft.com/office/word/2010/wordprocessingDrawing" xmlns:wp="http://schemas.openxmlformats.org/drawingml/2006/wordprocessingDrawing" xmlns:w10="urn:schemas-microsoft-com:office:word" xmlns:w="http://schemas.openxmlformats.org/wordprocessingml/2006/main" xmlns:w14="http://schemas.microsoft.com/office/word/2010/wordml" xmlns:w15="http://schemas.microsoft.com/office/word/2012/wordml" xmlns:w16cex="http://schemas.microsoft.com/office/word/2018/wordml/cex" xmlns:w16cid="http://schemas.microsoft.com/office/word/2016/wordml/cid" xmlns:w16="http://schemas.microsoft.com/office/word/2018/wordml" xmlns:w16du="http://schemas.microsoft.com/office/word/2023/wordml/word16du" xmlns:w16sdtdh="http://schemas.microsoft.com/office/word/2020/wordml/sdtdatahash" xmlns:w16se="http://schemas.microsoft.com/office/word/2015/wordml/symex" xmlns:wpg="http://schemas.microsoft.com/office/word/2010/wordprocessingGroup" xmlns:wpi="http://schemas.microsoft.com/office/word/2010/wordprocessingInk" xmlns:wne="http://schemas.microsoft.com/office/word/2006/wordml" xmlns:wps="http://schemas.microsoft.com/office/word/2010/wordprocessingShape" mc:Ignorable="w14 w15 w16se w16cid w16 w16cex w16sdtdh w16du wp14">
   <w:p>
     <w:pPr>
       <w:pStyle w:val="Title"/>
@@ -3956,7 +4238,7 @@
 </file>
 
 <file path=word/styles.xml><?xml version="1.0" encoding="utf-8"?>
-<w:styles xmlns:mc="http://schemas.openxmlformats.org/markup-compatibility/2006" xmlns:r="http://schemas.openxmlformats.org/officeDocument/2006/relationships" xmlns:w="http://schemas.openxmlformats.org/wordprocessingml/2006/main" xmlns:w14="http://schemas.microsoft.com/office/word/2010/wordml" xmlns:w15="http://schemas.microsoft.com/office/word/2012/wordml" xmlns:w16cid="http://schemas.microsoft.com/office/word/2016/wordml/cid" xmlns:w16se="http://schemas.microsoft.com/office/word/2015/wordml/symex" mc:Ignorable="w14 w15 w16se w16cid">
+<w:styles xmlns:mc="http://schemas.openxmlformats.org/markup-compatibility/2006" xmlns:r="http://schemas.openxmlformats.org/officeDocument/2006/relationships" xmlns:w="http://schemas.openxmlformats.org/wordprocessingml/2006/main" xmlns:w14="http://schemas.microsoft.com/office/word/2010/wordml" xmlns:w15="http://schemas.microsoft.com/office/word/2012/wordml" xmlns:w16cex="http://schemas.microsoft.com/office/word/2018/wordml/cex" xmlns:w16cid="http://schemas.microsoft.com/office/word/2016/wordml/cid" xmlns:w16="http://schemas.microsoft.com/office/word/2018/wordml" xmlns:w16du="http://schemas.microsoft.com/office/word/2023/wordml/word16du" xmlns:w16sdtdh="http://schemas.microsoft.com/office/word/2020/wordml/sdtdatahash" xmlns:w16se="http://schemas.microsoft.com/office/word/2015/wordml/symex" mc:Ignorable="w14 w15 w16se w16cid w16 w16cex w16sdtdh w16du">
   <w:docDefaults>
     <w:rPrDefault>
       <w:rPr>
@@ -3974,7 +4256,7 @@
       </w:pPr>
     </w:pPrDefault>
   </w:docDefaults>
-  <w:latentStyles w:defLockedState="0" w:defUIPriority="99" w:defSemiHidden="0" w:defUnhideWhenUsed="0" w:defQFormat="0" w:count="375">
+  <w:latentStyles w:defLockedState="0" w:defUIPriority="99" w:defSemiHidden="0" w:defUnhideWhenUsed="0" w:defQFormat="0" w:count="376">
     <w:lsdException w:name="Normal" w:uiPriority="0" w:qFormat="1"/>
     <w:lsdException w:name="heading 1" w:uiPriority="9" w:qFormat="1"/>
     <w:lsdException w:name="heading 2" w:semiHidden="1" w:uiPriority="9" w:unhideWhenUsed="1" w:qFormat="1"/>
@@ -4350,6 +4632,7 @@
     <w:lsdException w:name="Smart Hyperlink" w:semiHidden="1" w:unhideWhenUsed="1"/>
     <w:lsdException w:name="Hashtag" w:semiHidden="1" w:unhideWhenUsed="1"/>
     <w:lsdException w:name="Unresolved Mention" w:semiHidden="1" w:unhideWhenUsed="1"/>
+    <w:lsdException w:name="Smart Link" w:semiHidden="1" w:unhideWhenUsed="1"/>
   </w:latentStyles>
   <w:style w:type="paragraph" w:default="1" w:styleId="Normal">
     <w:name w:val="Normal"/>
@@ -4361,7 +4644,6 @@
   <w:style w:type="character" w:default="1" w:styleId="DefaultParagraphFont">
     <w:name w:val="Default Paragraph Font"/>
     <w:uiPriority w:val="1"/>
-    <w:semiHidden/>
     <w:unhideWhenUsed/>
   </w:style>
   <w:style w:type="table" w:default="1" w:styleId="TableNormal">
@@ -4474,6 +4756,29 @@
     <w:rsid w:val="00782DE4"/>
     <w:rPr>
       <w:rFonts w:ascii="Times New Roman" w:eastAsia="Times New Roman" w:hAnsi="Times New Roman" w:cs="Times New Roman"/>
+    </w:rPr>
+  </w:style>
+  <w:style w:type="character" w:styleId="Hyperlink">
+    <w:name w:val="Hyperlink"/>
+    <w:basedOn w:val="DefaultParagraphFont"/>
+    <w:uiPriority w:val="99"/>
+    <w:unhideWhenUsed/>
+    <w:rsid w:val="008C7E09"/>
+    <w:rPr>
+      <w:color w:val="0000FF" w:themeColor="hyperlink"/>
+      <w:u w:val="single"/>
+    </w:rPr>
+  </w:style>
+  <w:style w:type="character" w:styleId="UnresolvedMention">
+    <w:name w:val="Unresolved Mention"/>
+    <w:basedOn w:val="DefaultParagraphFont"/>
+    <w:uiPriority w:val="99"/>
+    <w:semiHidden/>
+    <w:unhideWhenUsed/>
+    <w:rsid w:val="008C7E09"/>
+    <w:rPr>
+      <w:color w:val="605E5C"/>
+      <w:shd w:val="clear" w:color="auto" w:fill="E1DFDD"/>
     </w:rPr>
   </w:style>
 </w:styles>

--- a/Working Folder/3 Zhu Yiqing 朱一清 - The Silence of Borobudur 沉默的婆罗浮屠/Errata_3. The Silence of Borobudur v3.docx
+++ b/Working Folder/3 Zhu Yiqing 朱一清 - The Silence of Borobudur 沉默的婆罗浮屠/Errata_3. The Silence of Borobudur v3.docx
@@ -194,19 +194,11 @@
               <w:ind w:left="108" w:right="168"/>
               <w:jc w:val="center"/>
             </w:pPr>
-            <w:proofErr w:type="spellStart"/>
             <w:r>
               <w:rPr>
                 <w:spacing w:val="-4"/>
               </w:rPr>
-              <w:t>Mvt</w:t>
-            </w:r>
-            <w:proofErr w:type="spellEnd"/>
-            <w:r>
-              <w:rPr>
-                <w:spacing w:val="-4"/>
-              </w:rPr>
-              <w:t>.</w:t>
+              <w:t>Mvt.</w:t>
             </w:r>
           </w:p>
         </w:tc>
@@ -398,23 +390,7 @@
               <w:ind w:left="119"/>
             </w:pPr>
             <w:r>
-              <w:t xml:space="preserve">No need for </w:t>
-            </w:r>
-            <w:proofErr w:type="gramStart"/>
-            <w:r>
-              <w:t>clef</w:t>
-            </w:r>
-            <w:proofErr w:type="gramEnd"/>
-            <w:r>
-              <w:t xml:space="preserve"> </w:t>
-            </w:r>
-            <w:proofErr w:type="gramStart"/>
-            <w:r>
-              <w:t>change</w:t>
-            </w:r>
-            <w:proofErr w:type="gramEnd"/>
-            <w:r>
-              <w:t xml:space="preserve"> here. Maybe can start bar 1 with the first clef needed?</w:t>
+              <w:t>No need for clef change here. Maybe can start bar 1 with the first clef needed?</w:t>
             </w:r>
           </w:p>
         </w:tc>
@@ -1019,13 +995,8 @@
               <w:pStyle w:val="TableParagraph"/>
               <w:ind w:left="119"/>
             </w:pPr>
-            <w:proofErr w:type="spellStart"/>
-            <w:r>
-              <w:t>Zhudi</w:t>
-            </w:r>
-            <w:proofErr w:type="spellEnd"/>
-            <w:r>
-              <w:t xml:space="preserve"> solo</w:t>
+            <w:r>
+              <w:t>Zhudi solo</w:t>
             </w:r>
           </w:p>
         </w:tc>
@@ -1133,13 +1104,8 @@
               <w:pStyle w:val="TableParagraph"/>
               <w:ind w:left="119"/>
             </w:pPr>
-            <w:proofErr w:type="spellStart"/>
-            <w:r>
-              <w:t>Zhudi</w:t>
-            </w:r>
-            <w:proofErr w:type="spellEnd"/>
-            <w:r>
-              <w:t xml:space="preserve"> solo</w:t>
+            <w:r>
+              <w:t>Zhudi solo</w:t>
             </w:r>
           </w:p>
         </w:tc>
@@ -1206,13 +1172,8 @@
               <w:ind w:left="119"/>
             </w:pPr>
             <w:r>
-              <w:t xml:space="preserve">Should the rests be combined as a dotted quaver rest or separate? I think should be </w:t>
-            </w:r>
-            <w:proofErr w:type="gramStart"/>
-            <w:r>
-              <w:t>separate?</w:t>
-            </w:r>
-            <w:proofErr w:type="gramEnd"/>
+              <w:t>Should the rests be combined as a dotted quaver rest or separate? I think should be separate?</w:t>
+            </w:r>
             <w:r>
               <w:t xml:space="preserve"> </w:t>
             </w:r>
@@ -1277,13 +1238,8 @@
               <w:ind w:left="119"/>
             </w:pPr>
             <w:r>
-              <w:t xml:space="preserve">ZH, </w:t>
-            </w:r>
-            <w:proofErr w:type="spellStart"/>
-            <w:r>
-              <w:t>Vc</w:t>
-            </w:r>
-            <w:proofErr w:type="spellEnd"/>
+              <w:t>ZH, Vc</w:t>
+            </w:r>
           </w:p>
         </w:tc>
         <w:tc>
@@ -1455,15 +1411,7 @@
               <w:ind w:left="119"/>
             </w:pPr>
             <w:r>
-              <w:t xml:space="preserve">Why </w:t>
-            </w:r>
-            <w:proofErr w:type="gramStart"/>
-            <w:r>
-              <w:t>starting</w:t>
-            </w:r>
-            <w:proofErr w:type="gramEnd"/>
-            <w:r>
-              <w:t xml:space="preserve"> the system with treble clef?</w:t>
+              <w:t>Why starting the system with treble clef?</w:t>
             </w:r>
           </w:p>
           <w:p>
@@ -1516,11 +1464,9 @@
               <w:pStyle w:val="TableParagraph"/>
               <w:ind w:left="119"/>
             </w:pPr>
-            <w:proofErr w:type="spellStart"/>
             <w:r>
               <w:t>ZYSh</w:t>
             </w:r>
-            <w:proofErr w:type="spellEnd"/>
           </w:p>
         </w:tc>
         <w:tc>
@@ -1818,10 +1764,7 @@
               <w:t>Dynamic put below note</w:t>
             </w:r>
             <w:r>
-              <w:t xml:space="preserve"> </w:t>
-            </w:r>
-            <w:r>
-              <w:t>(no bar 109)</w:t>
+              <w:t xml:space="preserve"> (no bar 109)</w:t>
             </w:r>
           </w:p>
         </w:tc>
@@ -2049,15 +1992,7 @@
               <w:ind w:left="119"/>
             </w:pPr>
             <w:r>
-              <w:t xml:space="preserve">Slur should not cross </w:t>
-            </w:r>
-            <w:proofErr w:type="spellStart"/>
-            <w:r>
-              <w:t>barline</w:t>
-            </w:r>
-            <w:proofErr w:type="spellEnd"/>
-            <w:r>
-              <w:t>? Intentional?</w:t>
+              <w:t>Slur should not cross barline? Intentional?</w:t>
             </w:r>
           </w:p>
         </w:tc>
@@ -2439,13 +2374,8 @@
               <w:ind w:left="119"/>
             </w:pPr>
             <w:r>
-              <w:t xml:space="preserve">ZH, </w:t>
-            </w:r>
-            <w:proofErr w:type="spellStart"/>
-            <w:r>
-              <w:t>Vc</w:t>
-            </w:r>
-            <w:proofErr w:type="spellEnd"/>
+              <w:t>ZH, Vc</w:t>
+            </w:r>
           </w:p>
         </w:tc>
         <w:tc>
@@ -2738,13 +2668,8 @@
               <w:ind w:left="119"/>
             </w:pPr>
             <w:r>
-              <w:t xml:space="preserve">Hairpin should not cross </w:t>
-            </w:r>
-            <w:proofErr w:type="spellStart"/>
-            <w:r>
-              <w:t>barline</w:t>
-            </w:r>
-            <w:proofErr w:type="spellEnd"/>
+              <w:t>Hairpin should not cross barline</w:t>
+            </w:r>
           </w:p>
         </w:tc>
       </w:tr>
@@ -2790,11 +2715,9 @@
               <w:pStyle w:val="TableParagraph"/>
               <w:ind w:left="119"/>
             </w:pPr>
-            <w:proofErr w:type="spellStart"/>
             <w:r>
               <w:t>GYSh</w:t>
             </w:r>
-            <w:proofErr w:type="spellEnd"/>
           </w:p>
         </w:tc>
         <w:tc>
@@ -3190,15 +3113,7 @@
               <w:ind w:left="119"/>
             </w:pPr>
             <w:r>
-              <w:t xml:space="preserve">The </w:t>
-            </w:r>
-            <w:proofErr w:type="spellStart"/>
-            <w:r>
-              <w:t>l.v.</w:t>
-            </w:r>
-            <w:proofErr w:type="spellEnd"/>
-            <w:r>
-              <w:t xml:space="preserve"> ties look longer than usual</w:t>
+              <w:t>The l.v. ties look longer than usual</w:t>
             </w:r>
           </w:p>
         </w:tc>
@@ -3525,13 +3440,8 @@
               <w:ind w:left="119"/>
             </w:pPr>
             <w:r>
-              <w:t xml:space="preserve">Hairpin should not cross </w:t>
-            </w:r>
-            <w:proofErr w:type="spellStart"/>
-            <w:r>
-              <w:t>barline</w:t>
-            </w:r>
-            <w:proofErr w:type="spellEnd"/>
+              <w:t>Hairpin should not cross barline</w:t>
+            </w:r>
           </w:p>
         </w:tc>
       </w:tr>
@@ -3745,6 +3655,12 @@
               <w:pStyle w:val="TableParagraph"/>
               <w:ind w:left="119"/>
             </w:pPr>
+            <w:r>
+              <w:rPr>
+                <w:rFonts w:ascii="Segoe UI Symbol" w:hAnsi="Segoe UI Symbol" w:cs="Segoe UI Symbol"/>
+              </w:rPr>
+              <w:t>✓</w:t>
+            </w:r>
           </w:p>
         </w:tc>
         <w:tc>
@@ -4644,6 +4560,7 @@
   <w:style w:type="character" w:default="1" w:styleId="DefaultParagraphFont">
     <w:name w:val="Default Paragraph Font"/>
     <w:uiPriority w:val="1"/>
+    <w:semiHidden/>
     <w:unhideWhenUsed/>
   </w:style>
   <w:style w:type="table" w:default="1" w:styleId="TableNormal">
